--- a/prov/det-langa-1800-talet-gy25/det-langa-1800-talet-gy25_facit.docx
+++ b/prov/det-langa-1800-talet-gy25/det-langa-1800-talet-gy25_facit.docx
@@ -755,7 +755,7 @@
           <w:b w:val="0"/>
           <w:sz w:val="23"/>
         </w:rPr>
-        <w:t>Varför kallades det osmanska riket ”Europas sjuke man” under 1800-talet?</w:t>
+        <w:t>Varför blev Balkan ”Europas oroliga hörn” före 1914?</w:t>
       </w:r>
     </w:p>
     <w:p>
@@ -768,7 +768,7 @@
           <w:b w:val="0"/>
           <w:sz w:val="21"/>
         </w:rPr>
-        <w:t>☐  Sultanen var sjuk under större delen av 1800-talet.</w:t>
+        <w:t>☐  Ryssland och Österrike-Ungern hade gått samman mot Serbien.</w:t>
       </w:r>
     </w:p>
     <w:p>
@@ -781,7 +781,7 @@
           <w:b/>
           <w:sz w:val="21"/>
         </w:rPr>
-        <w:t>☒  Riket var i en lång nedgång och höll på att falla sönder.</w:t>
+        <w:t>☒  Nationalistiska rörelser växte och stormakterna kämpade om områdena.</w:t>
       </w:r>
     </w:p>
     <w:p>
@@ -794,7 +794,7 @@
           <w:b w:val="0"/>
           <w:sz w:val="21"/>
         </w:rPr>
-        <w:t>☐  Riket drabbades av svåra epidemier.</w:t>
+        <w:t>☐  Det osmanska riket erövrade nya områden på Balkan.</w:t>
       </w:r>
     </w:p>
     <w:p>
@@ -1032,6 +1032,20 @@
           <w:sz w:val="21"/>
         </w:rPr>
         <w:t>Centralt innehåll: Hur individer och grupper använt historia i samhällsliv och politik, Historiens betydelse för identiteter och gemensamma kulturarv</w:t>
+      </w:r>
+    </w:p>
+    <w:p>
+      <w:pPr>
+        <w:keepNext w:val="0"/>
+        <w:spacing w:before="0" w:after="40"/>
+      </w:pPr>
+      <w:r>
+        <w:rPr>
+          <w:b w:val="0"/>
+          <w:color w:val="555555"/>
+          <w:sz w:val="21"/>
+        </w:rPr>
+        <w:t>Bygger på fördjupningen Historiebruk: Paris. Frågan ger själv den bakgrund som behövs.</w:t>
       </w:r>
     </w:p>
     <w:p>
@@ -1487,6 +1501,20 @@
     </w:p>
     <w:p>
       <w:pPr>
+        <w:keepNext w:val="0"/>
+        <w:spacing w:before="0" w:after="40"/>
+      </w:pPr>
+      <w:r>
+        <w:rPr>
+          <w:b w:val="0"/>
+          <w:color w:val="555555"/>
+          <w:sz w:val="21"/>
+        </w:rPr>
+        <w:t>Bygger på fördjupningen Debatt: Aktör eller struktur? Fallet Tysklands enande. Frågan ger själv den bakgrund som behövs.</w:t>
+      </w:r>
+    </w:p>
+    <w:p>
+      <w:pPr>
         <w:keepNext/>
         <w:spacing w:before="0" w:after="0"/>
       </w:pPr>

--- a/prov/det-langa-1800-talet-gy25/det-langa-1800-talet-gy25_facit.docx
+++ b/prov/det-langa-1800-talet-gy25/det-langa-1800-talet-gy25_facit.docx
@@ -26,7 +26,7 @@
           <w:color w:val="555555"/>
           <w:sz w:val="20"/>
         </w:rPr>
-        <w:t>Underlag: Lärobokens kapitel Det långa 1800-talet – mellan tradition och förnyelse, utgåvan för Gy-25 (s. 84–113). Totalt 41 poäng.</w:t>
+        <w:t>Underlag: Lärobokens kapitel Det långa 1800-talet – mellan tradition och förnyelse, utgåvan för Gy-25 (s. 84–113). Totalt 41 poäng. Bedömningsstöd enligt kursplan Gy-25, Historia nivå 1b.</w:t>
       </w:r>
     </w:p>
     <w:p>
@@ -1031,7 +1031,7 @@
           <w:color w:val="555555"/>
           <w:sz w:val="21"/>
         </w:rPr>
-        <w:t>Centralt innehåll: Hur individer och grupper använt historia i samhällsliv och politik, Historiens betydelse för identiteter och gemensamma kulturarv</w:t>
+        <w:t>Centralt innehåll: Historiebruk – hur historia används i vardagsliv, samhällsliv och politik och påverkar identitet och värderingar, Samband mellan det förflutna och nutida förhållanden</w:t>
       </w:r>
     </w:p>
     <w:p>
@@ -1151,7 +1151,7 @@
               <w:rPr>
                 <w:sz w:val="21"/>
               </w:rPr>
-              <w:t>Redogör översiktligt för varför Napoleon hyllas (t.ex. segrarna, nationell stolthet) och ger ett enkelt exempel på liknande historiebruk i dag.</w:t>
+              <w:t>För enkla resonemang om varför Napoleon och hans segrar hyllas med gatunamn, t.ex. nationell stolthet eller att Napoleon själv ville fira sina segrar, och ger ett enkelt exempel på liknande historiebruk i dag.</w:t>
             </w:r>
           </w:p>
         </w:tc>
@@ -1179,7 +1179,7 @@
               <w:rPr>
                 <w:sz w:val="21"/>
               </w:rPr>
-              <w:t>Förklarar utförligt flera skäl, t.ex. både Napoleons eget bruk av historien och dagens nationella och kommersiella bruk, och värderar med enkla omdömen vad namngivningen betyder i dag.</w:t>
+              <w:t>För utvecklade resonemang om flera syften: att Napoleon själv använde historien för att stärka sin makt, att namnen skapar nationell identitet och att de i dag också används kommersiellt. Ger ett relevant nutida exempel och förklarar dess syfte.</w:t>
             </w:r>
           </w:p>
         </w:tc>
@@ -1207,7 +1207,7 @@
               <w:rPr>
                 <w:sz w:val="21"/>
               </w:rPr>
-              <w:t>Förklarar utförligt och nyanserat varför historien används olika, t.ex. att samma person kan hyllas som nationell hjälte men också ses som krigsherre och diktator, och värderar med nyanserade omdömen betydelsen av sådant historiebruk i dag.</w:t>
+              <w:t>För utvecklade och nyanserade resonemang, t.ex. om att samma historia kan användas på olika sätt och för olika syften – Napoleon som nationell hjälte eller som krigsherre och diktator – och om hur sådant historiebruk påverkar människors identitet och värderingar i dag.</w:t>
             </w:r>
           </w:p>
         </w:tc>
@@ -1251,7 +1251,7 @@
           <w:color w:val="555555"/>
           <w:sz w:val="21"/>
         </w:rPr>
-        <w:t>Betygskriterier som prövas: förändringsprocesser och händelser, orsaker och konsekvenser, samband dåtid–nutid, historiska begrepp</w:t>
+        <w:t>Betygskriterier som prövas: förändringsprocesser och händelser, resonemang med historiska begrepp, samband dåtid–nutid</w:t>
       </w:r>
     </w:p>
     <w:p>
@@ -1265,7 +1265,7 @@
           <w:color w:val="555555"/>
           <w:sz w:val="21"/>
         </w:rPr>
-        <w:t>Centralt innehåll: Demokratisering under 1800- och 1900-talen, Långsiktiga förändringsprocesser – kontinuitet och förändring, Förändrade maktförhållanden</w:t>
+        <w:t>Centralt innehåll: Framgångar och motgångar för demokratisering från upplysningstiden till nutid, Begreppen orsak och konsekvens, kontinuitet och förändring</w:t>
       </w:r>
     </w:p>
     <w:p>
@@ -1382,7 +1382,7 @@
               <w:rPr>
                 <w:sz w:val="21"/>
               </w:rPr>
-              <w:t>Redogör översiktligt för några orsaker och några konsekvenser och ger något exempel på förändring. Använder begreppen med viss säkerhet.</w:t>
+              <w:t>Visar godtagbara kunskaper om några orsaker och konsekvenser, t.ex. det orättvisa skattesystemet och att privilegiesamhället avskaffades. För enkla resonemang med begreppen och ger exempel på och förklarar översiktligt något samband med i dag.</w:t>
             </w:r>
           </w:p>
         </w:tc>
@@ -1410,7 +1410,7 @@
               <w:rPr>
                 <w:sz w:val="21"/>
               </w:rPr>
-              <w:t>Redogör utförligt för flera orsaker (ekonomiska, sociala och idémässiga) och för konsekvenser på både kort och lång sikt. Visar med exempel vad som förändrades och vad som bestod. Drar välgrundade slutsatser om revolutionens betydelse.</w:t>
+              <w:t>Visar goda kunskaper om flera orsaker (ekonomiska, sociala och idémässiga) och om konsekvenser på både kort och lång sikt. För utvecklade resonemang om vad som förändrades och vad som bestod, och förklarar utförligt samband med nutiden, t.ex. ideologierna eller mänskliga rättigheter.</w:t>
             </w:r>
           </w:p>
         </w:tc>
@@ -1438,7 +1438,7 @@
               <w:rPr>
                 <w:sz w:val="21"/>
               </w:rPr>
-              <w:t>Redogör utförligt och nyanserat: visar hur orsakerna samverkade, skiljer tydligt mellan kort och lång sikt och resonerar om att förändringen inte var rak (monarkin återkom, reaktionära krafter, kvinnorna uteslöts). Förklarar sambandet med dagens samhälle, t.ex. ideologierna och mänskliga rättigheter, och använder begreppen med säkerhet.</w:t>
+              <w:t>Visar mycket goda kunskaper och för utvecklade och nyanserade resonemang om hur orsakerna samverkade och om att förändringen inte var rak: monarkin återkom, Wienkongressen och reaktionära krafter, kvinnorna uteslöts – framgångar och motgångar för demokratiseringen. Förklarar utförligt och nyanserat samband med i dag.</w:t>
             </w:r>
           </w:p>
         </w:tc>
@@ -1482,7 +1482,7 @@
           <w:color w:val="555555"/>
           <w:sz w:val="21"/>
         </w:rPr>
-        <w:t>Betygskriterier som prövas: olika tolkningar, personers betydelse, orsaker och konsekvenser, historiska begrepp</w:t>
+        <w:t>Betygskriterier som prövas: aktörer, olika tolkningar och perspektiv, resonemang med historiska begrepp och teorier, orsaker och konsekvenser</w:t>
       </w:r>
     </w:p>
     <w:p>
@@ -1496,7 +1496,7 @@
           <w:color w:val="555555"/>
           <w:sz w:val="21"/>
         </w:rPr>
-        <w:t>Centralt innehåll: Förändrade maktförhållanden och olika historiska förklaringar till dem, Statsbildning – långsiktiga förändringsprocesser</w:t>
+        <w:t>Centralt innehåll: Begreppen aktör och struktur samt orsak och konsekvens, Konflikter och långa historiska linjer med fokus på makt</w:t>
       </w:r>
     </w:p>
     <w:p>
@@ -1627,7 +1627,7 @@
               <w:rPr>
                 <w:sz w:val="21"/>
               </w:rPr>
-              <w:t>Redogör översiktligt för hur enandet gick till och för de två förklaringarna, förordar en av dem och ger någon enkel motivering. Nämner någon konsekvens för Europa. Använder begreppen med viss säkerhet.</w:t>
+              <w:t>Visar godtagbara kunskaper om hur Tyskland enades och om de två förklaringarna. För enkla resonemang med aktör och struktur, väljer en förklaring med en enkel motivering och nämner någon konsekvens för Europa.</w:t>
             </w:r>
           </w:p>
         </w:tc>
@@ -1655,7 +1655,7 @@
               <w:rPr>
                 <w:sz w:val="21"/>
               </w:rPr>
-              <w:t>Redogör utförligt för förloppet och förklarar utförligt Bismarcks betydelse. Jämför förklaringarna, förordar en och motiverar med enkla omdömen. Förklarar flera konsekvenser, t.ex. rubbad maktbalans och ökade spänningar med Frankrike och England.</w:t>
+              <w:t>Visar goda kunskaper om förloppet (de tre krigen, Bismarcks roll, Preussens styrka). För utvecklade resonemang där förklaringarna jämförs och valet motiveras, och förklarar flera konsekvenser, t.ex. rubbad maktbalans och ökade spänningar med Frankrike och England.</w:t>
             </w:r>
           </w:p>
         </w:tc>
@@ -1683,7 +1683,7 @@
               <w:rPr>
                 <w:sz w:val="21"/>
               </w:rPr>
-              <w:t>Redogör utförligt och nyanserat, jämför förklaringarna och motiverar sitt val med nyanserade omdömen, t.ex. genom att visa hur aktör och struktur samverkade. Förklarar utförligt och nyanserat hur enandet bidrog till vägen mot första världskriget och drar välgrundade och nyanserade slutsatser. Använder begreppen med säkerhet.</w:t>
+              <w:t>Visar mycket goda kunskaper och för utvecklade och nyanserade resonemang som visar hur aktör och struktur samverkade och väger förklaringarna mot varandra. Förklarar utförligt och nyanserat hur enandet bidrog till vägen mot första världskriget.</w:t>
             </w:r>
           </w:p>
         </w:tc>

--- a/prov/det-langa-1800-talet-gy25/det-langa-1800-talet-gy25_facit.docx
+++ b/prov/det-langa-1800-talet-gy25/det-langa-1800-talet-gy25_facit.docx
@@ -45,6 +45,683 @@
     <w:p>
       <w:pPr>
         <w:keepNext/>
+        <w:spacing w:before="160" w:after="40"/>
+      </w:pPr>
+      <w:r>
+        <w:rPr>
+          <w:b/>
+          <w:sz w:val="22"/>
+        </w:rPr>
+        <w:t>Betygskriterier som prövas (kursplan Gy-25, Historia nivå 1b)</w:t>
+      </w:r>
+    </w:p>
+    <w:tbl>
+      <w:tblPr>
+        <w:tblStyle w:val="TableGrid"/>
+        <w:tblW w:type="auto" w:w="0"/>
+        <w:tblLook w:firstColumn="1" w:firstRow="1" w:lastColumn="0" w:lastRow="0" w:noHBand="0" w:noVBand="1" w:val="04A0"/>
+      </w:tblPr>
+      <w:tblGrid>
+        <w:gridCol w:w="3137"/>
+        <w:gridCol w:w="3137"/>
+        <w:gridCol w:w="3137"/>
+      </w:tblGrid>
+      <w:tr>
+        <w:tc>
+          <w:tcPr>
+            <w:tcW w:type="dxa" w:w="794"/>
+          </w:tcPr>
+          <w:p>
+            <w:r>
+              <w:rPr>
+                <w:b/>
+              </w:rPr>
+              <w:t>Nr</w:t>
+            </w:r>
+          </w:p>
+        </w:tc>
+        <w:tc>
+          <w:tcPr>
+            <w:tcW w:type="dxa" w:w="7030"/>
+          </w:tcPr>
+          <w:p>
+            <w:r>
+              <w:rPr>
+                <w:b/>
+              </w:rPr>
+              <w:t>Innehåll</w:t>
+            </w:r>
+          </w:p>
+        </w:tc>
+        <w:tc>
+          <w:tcPr>
+            <w:tcW w:type="dxa" w:w="1587"/>
+          </w:tcPr>
+          <w:p>
+            <w:r>
+              <w:rPr>
+                <w:b/>
+              </w:rPr>
+              <w:t>Prövas i del</w:t>
+            </w:r>
+          </w:p>
+        </w:tc>
+      </w:tr>
+      <w:tr>
+        <w:tc>
+          <w:tcPr>
+            <w:tcW w:type="dxa" w:w="794"/>
+          </w:tcPr>
+          <w:p>
+            <w:r>
+              <w:rPr>
+                <w:b/>
+              </w:rPr>
+              <w:t>K1</w:t>
+            </w:r>
+          </w:p>
+        </w:tc>
+        <w:tc>
+          <w:tcPr>
+            <w:tcW w:type="dxa" w:w="7030"/>
+          </w:tcPr>
+          <w:p>
+            <w:r>
+              <w:rPr>
+                <w:sz w:val="20"/>
+              </w:rPr>
+              <w:t>Förändringsprocesser, händelser och aktörer utifrån olika tolkningar och perspektiv</w:t>
+            </w:r>
+          </w:p>
+        </w:tc>
+        <w:tc>
+          <w:tcPr>
+            <w:tcW w:type="dxa" w:w="1587"/>
+          </w:tcPr>
+          <w:p>
+            <w:r>
+              <w:rPr>
+                <w:sz w:val="20"/>
+              </w:rPr>
+              <w:t>1, 2, 4, 5</w:t>
+            </w:r>
+          </w:p>
+        </w:tc>
+      </w:tr>
+      <w:tr>
+        <w:tc>
+          <w:tcPr>
+            <w:tcW w:type="dxa" w:w="794"/>
+          </w:tcPr>
+          <w:p>
+            <w:r>
+              <w:rPr>
+                <w:b/>
+              </w:rPr>
+              <w:t>K2</w:t>
+            </w:r>
+          </w:p>
+        </w:tc>
+        <w:tc>
+          <w:tcPr>
+            <w:tcW w:type="dxa" w:w="7030"/>
+          </w:tcPr>
+          <w:p>
+            <w:r>
+              <w:rPr>
+                <w:sz w:val="20"/>
+              </w:rPr>
+              <w:t>Samband mellan det förflutna och nutiden</w:t>
+            </w:r>
+          </w:p>
+        </w:tc>
+        <w:tc>
+          <w:tcPr>
+            <w:tcW w:type="dxa" w:w="1587"/>
+          </w:tcPr>
+          <w:p>
+            <w:r>
+              <w:rPr>
+                <w:sz w:val="20"/>
+              </w:rPr>
+              <w:t>3, 4</w:t>
+            </w:r>
+          </w:p>
+        </w:tc>
+      </w:tr>
+      <w:tr>
+        <w:tc>
+          <w:tcPr>
+            <w:tcW w:type="dxa" w:w="794"/>
+          </w:tcPr>
+          <w:p>
+            <w:r>
+              <w:rPr>
+                <w:b/>
+              </w:rPr>
+              <w:t>K3</w:t>
+            </w:r>
+          </w:p>
+        </w:tc>
+        <w:tc>
+          <w:tcPr>
+            <w:tcW w:type="dxa" w:w="7030"/>
+          </w:tcPr>
+          <w:p>
+            <w:r>
+              <w:rPr>
+                <w:sz w:val="20"/>
+              </w:rPr>
+              <w:t>Resonemang utifrån historiska begrepp, förklaringsmodeller och teorier</w:t>
+            </w:r>
+          </w:p>
+        </w:tc>
+        <w:tc>
+          <w:tcPr>
+            <w:tcW w:type="dxa" w:w="1587"/>
+          </w:tcPr>
+          <w:p>
+            <w:r>
+              <w:rPr>
+                <w:sz w:val="20"/>
+              </w:rPr>
+              <w:t>4, 5</w:t>
+            </w:r>
+          </w:p>
+        </w:tc>
+      </w:tr>
+      <w:tr>
+        <w:tc>
+          <w:tcPr>
+            <w:tcW w:type="dxa" w:w="794"/>
+          </w:tcPr>
+          <w:p>
+            <w:r>
+              <w:rPr>
+                <w:b/>
+                <w:color w:val="555555"/>
+              </w:rPr>
+              <w:t>K4</w:t>
+            </w:r>
+          </w:p>
+        </w:tc>
+        <w:tc>
+          <w:tcPr>
+            <w:tcW w:type="dxa" w:w="7030"/>
+          </w:tcPr>
+          <w:p>
+            <w:r>
+              <w:rPr>
+                <w:color w:val="555555"/>
+                <w:sz w:val="20"/>
+              </w:rPr>
+              <w:t>Frågor och historiska källor utifrån historisk metod</w:t>
+            </w:r>
+          </w:p>
+        </w:tc>
+        <w:tc>
+          <w:tcPr>
+            <w:tcW w:type="dxa" w:w="1587"/>
+          </w:tcPr>
+          <w:p>
+            <w:r>
+              <w:rPr>
+                <w:color w:val="555555"/>
+                <w:sz w:val="20"/>
+              </w:rPr>
+              <w:t>–</w:t>
+            </w:r>
+          </w:p>
+        </w:tc>
+      </w:tr>
+      <w:tr>
+        <w:tc>
+          <w:tcPr>
+            <w:tcW w:type="dxa" w:w="794"/>
+          </w:tcPr>
+          <w:p>
+            <w:r>
+              <w:rPr>
+                <w:b/>
+              </w:rPr>
+              <w:t>K5</w:t>
+            </w:r>
+          </w:p>
+        </w:tc>
+        <w:tc>
+          <w:tcPr>
+            <w:tcW w:type="dxa" w:w="7030"/>
+          </w:tcPr>
+          <w:p>
+            <w:r>
+              <w:rPr>
+                <w:sz w:val="20"/>
+              </w:rPr>
+              <w:t>Historiebruk</w:t>
+            </w:r>
+          </w:p>
+        </w:tc>
+        <w:tc>
+          <w:tcPr>
+            <w:tcW w:type="dxa" w:w="1587"/>
+          </w:tcPr>
+          <w:p>
+            <w:r>
+              <w:rPr>
+                <w:sz w:val="20"/>
+              </w:rPr>
+              <w:t>3</w:t>
+            </w:r>
+          </w:p>
+        </w:tc>
+      </w:tr>
+    </w:tbl>
+    <w:p>
+      <w:pPr>
+        <w:keepNext/>
+        <w:spacing w:before="160" w:after="40"/>
+      </w:pPr>
+      <w:r>
+        <w:rPr>
+          <w:b/>
+          <w:sz w:val="22"/>
+        </w:rPr>
+        <w:t>Centralt innehåll som prövas (kursplan Gy-25, Historia nivå 1b)</w:t>
+      </w:r>
+    </w:p>
+    <w:tbl>
+      <w:tblPr>
+        <w:tblStyle w:val="TableGrid"/>
+        <w:tblW w:type="auto" w:w="0"/>
+        <w:tblLook w:firstColumn="1" w:firstRow="1" w:lastColumn="0" w:lastRow="0" w:noHBand="0" w:noVBand="1" w:val="04A0"/>
+      </w:tblPr>
+      <w:tblGrid>
+        <w:gridCol w:w="3137"/>
+        <w:gridCol w:w="3137"/>
+        <w:gridCol w:w="3137"/>
+      </w:tblGrid>
+      <w:tr>
+        <w:tc>
+          <w:tcPr>
+            <w:tcW w:type="dxa" w:w="794"/>
+          </w:tcPr>
+          <w:p>
+            <w:r>
+              <w:rPr>
+                <w:b/>
+              </w:rPr>
+              <w:t>Nr</w:t>
+            </w:r>
+          </w:p>
+        </w:tc>
+        <w:tc>
+          <w:tcPr>
+            <w:tcW w:type="dxa" w:w="7030"/>
+          </w:tcPr>
+          <w:p>
+            <w:r>
+              <w:rPr>
+                <w:b/>
+              </w:rPr>
+              <w:t>Innehåll</w:t>
+            </w:r>
+          </w:p>
+        </w:tc>
+        <w:tc>
+          <w:tcPr>
+            <w:tcW w:type="dxa" w:w="1587"/>
+          </w:tcPr>
+          <w:p>
+            <w:r>
+              <w:rPr>
+                <w:b/>
+              </w:rPr>
+              <w:t>Prövas i del</w:t>
+            </w:r>
+          </w:p>
+        </w:tc>
+      </w:tr>
+      <w:tr>
+        <w:tc>
+          <w:tcPr>
+            <w:tcW w:type="dxa" w:w="794"/>
+          </w:tcPr>
+          <w:p>
+            <w:r>
+              <w:rPr>
+                <w:b/>
+                <w:color w:val="555555"/>
+              </w:rPr>
+              <w:t>CI1</w:t>
+            </w:r>
+          </w:p>
+        </w:tc>
+        <w:tc>
+          <w:tcPr>
+            <w:tcW w:type="dxa" w:w="7030"/>
+          </w:tcPr>
+          <w:p>
+            <w:r>
+              <w:rPr>
+                <w:color w:val="555555"/>
+                <w:sz w:val="20"/>
+              </w:rPr>
+              <w:t>Europeisk epokindelning och problematisering av tidsindelningar</w:t>
+            </w:r>
+          </w:p>
+        </w:tc>
+        <w:tc>
+          <w:tcPr>
+            <w:tcW w:type="dxa" w:w="1587"/>
+          </w:tcPr>
+          <w:p>
+            <w:r>
+              <w:rPr>
+                <w:color w:val="555555"/>
+                <w:sz w:val="20"/>
+              </w:rPr>
+              <w:t>–</w:t>
+            </w:r>
+          </w:p>
+        </w:tc>
+      </w:tr>
+      <w:tr>
+        <w:tc>
+          <w:tcPr>
+            <w:tcW w:type="dxa" w:w="794"/>
+          </w:tcPr>
+          <w:p>
+            <w:r>
+              <w:rPr>
+                <w:b/>
+              </w:rPr>
+              <w:t>CI2</w:t>
+            </w:r>
+          </w:p>
+        </w:tc>
+        <w:tc>
+          <w:tcPr>
+            <w:tcW w:type="dxa" w:w="7030"/>
+          </w:tcPr>
+          <w:p>
+            <w:r>
+              <w:rPr>
+                <w:sz w:val="20"/>
+              </w:rPr>
+              <w:t>Industrialisering samt framgångar och motgångar för demokratisering</w:t>
+            </w:r>
+          </w:p>
+        </w:tc>
+        <w:tc>
+          <w:tcPr>
+            <w:tcW w:type="dxa" w:w="1587"/>
+          </w:tcPr>
+          <w:p>
+            <w:r>
+              <w:rPr>
+                <w:sz w:val="20"/>
+              </w:rPr>
+              <w:t>1, 2, 4</w:t>
+            </w:r>
+          </w:p>
+        </w:tc>
+      </w:tr>
+      <w:tr>
+        <w:tc>
+          <w:tcPr>
+            <w:tcW w:type="dxa" w:w="794"/>
+          </w:tcPr>
+          <w:p>
+            <w:r>
+              <w:rPr>
+                <w:b/>
+              </w:rPr>
+              <w:t>CI3</w:t>
+            </w:r>
+          </w:p>
+        </w:tc>
+        <w:tc>
+          <w:tcPr>
+            <w:tcW w:type="dxa" w:w="7030"/>
+          </w:tcPr>
+          <w:p>
+            <w:r>
+              <w:rPr>
+                <w:sz w:val="20"/>
+              </w:rPr>
+              <w:t>Globala förändringsprocesser och händelser; långa linjer med fokus på levnadsvillkor och makt</w:t>
+            </w:r>
+          </w:p>
+        </w:tc>
+        <w:tc>
+          <w:tcPr>
+            <w:tcW w:type="dxa" w:w="1587"/>
+          </w:tcPr>
+          <w:p>
+            <w:r>
+              <w:rPr>
+                <w:sz w:val="20"/>
+              </w:rPr>
+              <w:t>1, 2, 5</w:t>
+            </w:r>
+          </w:p>
+        </w:tc>
+      </w:tr>
+      <w:tr>
+        <w:tc>
+          <w:tcPr>
+            <w:tcW w:type="dxa" w:w="794"/>
+          </w:tcPr>
+          <w:p>
+            <w:r>
+              <w:rPr>
+                <w:b/>
+                <w:color w:val="555555"/>
+              </w:rPr>
+              <w:t>CI4</w:t>
+            </w:r>
+          </w:p>
+        </w:tc>
+        <w:tc>
+          <w:tcPr>
+            <w:tcW w:type="dxa" w:w="7030"/>
+          </w:tcPr>
+          <w:p>
+            <w:r>
+              <w:rPr>
+                <w:color w:val="555555"/>
+                <w:sz w:val="20"/>
+              </w:rPr>
+              <w:t>De nationella minoriteternas historia; rasism, antisemitism och antiziganism</w:t>
+            </w:r>
+          </w:p>
+        </w:tc>
+        <w:tc>
+          <w:tcPr>
+            <w:tcW w:type="dxa" w:w="1587"/>
+          </w:tcPr>
+          <w:p>
+            <w:r>
+              <w:rPr>
+                <w:color w:val="555555"/>
+                <w:sz w:val="20"/>
+              </w:rPr>
+              <w:t>–</w:t>
+            </w:r>
+          </w:p>
+        </w:tc>
+      </w:tr>
+      <w:tr>
+        <w:tc>
+          <w:tcPr>
+            <w:tcW w:type="dxa" w:w="794"/>
+          </w:tcPr>
+          <w:p>
+            <w:r>
+              <w:rPr>
+                <w:b/>
+              </w:rPr>
+              <w:t>CI5</w:t>
+            </w:r>
+          </w:p>
+        </w:tc>
+        <w:tc>
+          <w:tcPr>
+            <w:tcW w:type="dxa" w:w="7030"/>
+          </w:tcPr>
+          <w:p>
+            <w:r>
+              <w:rPr>
+                <w:sz w:val="20"/>
+              </w:rPr>
+              <w:t>Samband mellan det förflutna och nutiden med relevans för framtiden</w:t>
+            </w:r>
+          </w:p>
+        </w:tc>
+        <w:tc>
+          <w:tcPr>
+            <w:tcW w:type="dxa" w:w="1587"/>
+          </w:tcPr>
+          <w:p>
+            <w:r>
+              <w:rPr>
+                <w:sz w:val="20"/>
+              </w:rPr>
+              <w:t>3, 4</w:t>
+            </w:r>
+          </w:p>
+        </w:tc>
+      </w:tr>
+      <w:tr>
+        <w:tc>
+          <w:tcPr>
+            <w:tcW w:type="dxa" w:w="794"/>
+          </w:tcPr>
+          <w:p>
+            <w:r>
+              <w:rPr>
+                <w:b/>
+              </w:rPr>
+              <w:t>CI6</w:t>
+            </w:r>
+          </w:p>
+        </w:tc>
+        <w:tc>
+          <w:tcPr>
+            <w:tcW w:type="dxa" w:w="7030"/>
+          </w:tcPr>
+          <w:p>
+            <w:r>
+              <w:rPr>
+                <w:sz w:val="20"/>
+              </w:rPr>
+              <w:t>Historiska begrepp: aktör och struktur, orsak och konsekvens, kontinuitet och förändring</w:t>
+            </w:r>
+          </w:p>
+        </w:tc>
+        <w:tc>
+          <w:tcPr>
+            <w:tcW w:type="dxa" w:w="1587"/>
+          </w:tcPr>
+          <w:p>
+            <w:r>
+              <w:rPr>
+                <w:sz w:val="20"/>
+              </w:rPr>
+              <w:t>4, 5</w:t>
+            </w:r>
+          </w:p>
+        </w:tc>
+      </w:tr>
+      <w:tr>
+        <w:tc>
+          <w:tcPr>
+            <w:tcW w:type="dxa" w:w="794"/>
+          </w:tcPr>
+          <w:p>
+            <w:r>
+              <w:rPr>
+                <w:b/>
+                <w:color w:val="555555"/>
+              </w:rPr>
+              <w:t>CI7</w:t>
+            </w:r>
+          </w:p>
+        </w:tc>
+        <w:tc>
+          <w:tcPr>
+            <w:tcW w:type="dxa" w:w="7030"/>
+          </w:tcPr>
+          <w:p>
+            <w:r>
+              <w:rPr>
+                <w:color w:val="555555"/>
+                <w:sz w:val="20"/>
+              </w:rPr>
+              <w:t>Tolkning, granskning och värdering av historiska källor</w:t>
+            </w:r>
+          </w:p>
+        </w:tc>
+        <w:tc>
+          <w:tcPr>
+            <w:tcW w:type="dxa" w:w="1587"/>
+          </w:tcPr>
+          <w:p>
+            <w:r>
+              <w:rPr>
+                <w:color w:val="555555"/>
+                <w:sz w:val="20"/>
+              </w:rPr>
+              <w:t>–</w:t>
+            </w:r>
+          </w:p>
+        </w:tc>
+      </w:tr>
+      <w:tr>
+        <w:tc>
+          <w:tcPr>
+            <w:tcW w:type="dxa" w:w="794"/>
+          </w:tcPr>
+          <w:p>
+            <w:r>
+              <w:rPr>
+                <w:b/>
+              </w:rPr>
+              <w:t>CI8</w:t>
+            </w:r>
+          </w:p>
+        </w:tc>
+        <w:tc>
+          <w:tcPr>
+            <w:tcW w:type="dxa" w:w="7030"/>
+          </w:tcPr>
+          <w:p>
+            <w:r>
+              <w:rPr>
+                <w:sz w:val="20"/>
+              </w:rPr>
+              <w:t>Historiebruk</w:t>
+            </w:r>
+          </w:p>
+        </w:tc>
+        <w:tc>
+          <w:tcPr>
+            <w:tcW w:type="dxa" w:w="1587"/>
+          </w:tcPr>
+          <w:p>
+            <w:r>
+              <w:rPr>
+                <w:sz w:val="20"/>
+              </w:rPr>
+              <w:t>3</w:t>
+            </w:r>
+          </w:p>
+        </w:tc>
+      </w:tr>
+    </w:tbl>
+    <w:p>
+      <w:pPr>
+        <w:keepNext/>
         <w:spacing w:before="280" w:after="120"/>
       </w:pPr>
       <w:r>
@@ -53,6 +730,34 @@
           <w:sz w:val="25"/>
         </w:rPr>
         <w:t>1. Välj rätt alternativ.  (15 p)</w:t>
+      </w:r>
+    </w:p>
+    <w:p>
+      <w:pPr>
+        <w:keepNext w:val="0"/>
+        <w:spacing w:before="0" w:after="40"/>
+      </w:pPr>
+      <w:r>
+        <w:rPr>
+          <w:b w:val="0"/>
+          <w:color w:val="555555"/>
+          <w:sz w:val="20"/>
+        </w:rPr>
+        <w:t>Betygskriterier: K1 Förändringsprocesser, händelser och aktörer utifrån olika tolkningar och perspektiv</w:t>
+      </w:r>
+    </w:p>
+    <w:p>
+      <w:pPr>
+        <w:keepNext w:val="0"/>
+        <w:spacing w:before="0" w:after="40"/>
+      </w:pPr>
+      <w:r>
+        <w:rPr>
+          <w:b w:val="0"/>
+          <w:color w:val="555555"/>
+          <w:sz w:val="20"/>
+        </w:rPr>
+        <w:t>Centralt innehåll: CI2 Industrialisering samt framgångar och motgångar för demokratisering; CI3 Globala förändringsprocesser och händelser; långa linjer med fokus på levnadsvillkor och makt</w:t>
       </w:r>
     </w:p>
     <w:p>
@@ -865,6 +1570,34 @@
     </w:p>
     <w:p>
       <w:pPr>
+        <w:keepNext w:val="0"/>
+        <w:spacing w:before="0" w:after="40"/>
+      </w:pPr>
+      <w:r>
+        <w:rPr>
+          <w:b w:val="0"/>
+          <w:color w:val="555555"/>
+          <w:sz w:val="20"/>
+        </w:rPr>
+        <w:t>Betygskriterier: K1 Förändringsprocesser, händelser och aktörer utifrån olika tolkningar och perspektiv</w:t>
+      </w:r>
+    </w:p>
+    <w:p>
+      <w:pPr>
+        <w:keepNext w:val="0"/>
+        <w:spacing w:before="0" w:after="40"/>
+      </w:pPr>
+      <w:r>
+        <w:rPr>
+          <w:b w:val="0"/>
+          <w:color w:val="555555"/>
+          <w:sz w:val="20"/>
+        </w:rPr>
+        <w:t>Centralt innehåll: CI2 Industrialisering samt framgångar och motgångar för demokratisering; CI3 Globala förändringsprocesser och händelser; långa linjer med fokus på levnadsvillkor och makt</w:t>
+      </w:r>
+    </w:p>
+    <w:p>
+      <w:pPr>
         <w:keepNext/>
         <w:spacing w:before="120" w:after="0"/>
       </w:pPr>
@@ -1015,9 +1748,9 @@
         <w:rPr>
           <w:b w:val="0"/>
           <w:color w:val="555555"/>
-          <w:sz w:val="21"/>
+          <w:sz w:val="20"/>
         </w:rPr>
-        <w:t>Betygskriterier som prövas: historiebruk, samband dåtid–nutid</w:t>
+        <w:t>Betygskriterier: K2 Samband mellan det förflutna och nutiden; K5 Historiebruk</w:t>
       </w:r>
     </w:p>
     <w:p>
@@ -1029,9 +1762,9 @@
         <w:rPr>
           <w:b w:val="0"/>
           <w:color w:val="555555"/>
-          <w:sz w:val="21"/>
+          <w:sz w:val="20"/>
         </w:rPr>
-        <w:t>Centralt innehåll: Historiebruk – hur historia används i vardagsliv, samhällsliv och politik och påverkar identitet och värderingar, Samband mellan det förflutna och nutida förhållanden</w:t>
+        <w:t>Centralt innehåll: CI8 Historiebruk; CI5 Samband mellan det förflutna och nutiden med relevans för framtiden</w:t>
       </w:r>
     </w:p>
     <w:p>
@@ -1235,7 +1968,7 @@
         <w:rPr>
           <w:b w:val="0"/>
           <w:color w:val="555555"/>
-          <w:sz w:val="21"/>
+          <w:sz w:val="20"/>
         </w:rPr>
         <w:t>Historiska begrepp: orsak, konsekvens, kontinuitet, förändring</w:t>
       </w:r>
@@ -1249,9 +1982,9 @@
         <w:rPr>
           <w:b w:val="0"/>
           <w:color w:val="555555"/>
-          <w:sz w:val="21"/>
+          <w:sz w:val="20"/>
         </w:rPr>
-        <w:t>Betygskriterier som prövas: förändringsprocesser och händelser, resonemang med historiska begrepp, samband dåtid–nutid</w:t>
+        <w:t>Betygskriterier: K1 Förändringsprocesser, händelser och aktörer utifrån olika tolkningar och perspektiv; K2 Samband mellan det förflutna och nutiden; K3 Resonemang utifrån historiska begrepp, förklaringsmodeller och teorier</w:t>
       </w:r>
     </w:p>
     <w:p>
@@ -1263,9 +1996,9 @@
         <w:rPr>
           <w:b w:val="0"/>
           <w:color w:val="555555"/>
-          <w:sz w:val="21"/>
+          <w:sz w:val="20"/>
         </w:rPr>
-        <w:t>Centralt innehåll: Framgångar och motgångar för demokratisering från upplysningstiden till nutid, Begreppen orsak och konsekvens, kontinuitet och förändring</w:t>
+        <w:t>Centralt innehåll: CI2 Industrialisering samt framgångar och motgångar för demokratisering; CI5 Samband mellan det förflutna och nutiden med relevans för framtiden; CI6 Historiska begrepp: aktör och struktur, orsak och konsekvens, kontinuitet och förändring</w:t>
       </w:r>
     </w:p>
     <w:p>
@@ -1466,7 +2199,7 @@
         <w:rPr>
           <w:b w:val="0"/>
           <w:color w:val="555555"/>
-          <w:sz w:val="21"/>
+          <w:sz w:val="20"/>
         </w:rPr>
         <w:t>Historiska begrepp: orsak, konsekvens, aktör, struktur</w:t>
       </w:r>
@@ -1480,9 +2213,9 @@
         <w:rPr>
           <w:b w:val="0"/>
           <w:color w:val="555555"/>
-          <w:sz w:val="21"/>
+          <w:sz w:val="20"/>
         </w:rPr>
-        <w:t>Betygskriterier som prövas: aktörer, olika tolkningar och perspektiv, resonemang med historiska begrepp och teorier, orsaker och konsekvenser</w:t>
+        <w:t>Betygskriterier: K1 Förändringsprocesser, händelser och aktörer utifrån olika tolkningar och perspektiv; K3 Resonemang utifrån historiska begrepp, förklaringsmodeller och teorier</w:t>
       </w:r>
     </w:p>
     <w:p>
@@ -1494,9 +2227,9 @@
         <w:rPr>
           <w:b w:val="0"/>
           <w:color w:val="555555"/>
-          <w:sz w:val="21"/>
+          <w:sz w:val="20"/>
         </w:rPr>
-        <w:t>Centralt innehåll: Begreppen aktör och struktur samt orsak och konsekvens, Konflikter och långa historiska linjer med fokus på makt</w:t>
+        <w:t>Centralt innehåll: CI3 Globala förändringsprocesser och händelser; långa linjer med fokus på levnadsvillkor och makt; CI6 Historiska begrepp: aktör och struktur, orsak och konsekvens, kontinuitet och förändring</w:t>
       </w:r>
     </w:p>
     <w:p>

--- a/prov/det-langa-1800-talet-gy25/det-langa-1800-talet-gy25_facit.docx
+++ b/prov/det-langa-1800-talet-gy25/det-langa-1800-talet-gy25_facit.docx
@@ -52,7 +52,7 @@
           <w:b/>
           <w:sz w:val="22"/>
         </w:rPr>
-        <w:t>Betygskriterier som prövas (kursplan Gy-25, Historia nivå 1b)</w:t>
+        <w:t>Mål som prövas (id som på kriteriesidan) (kursplan Gy-25, Historia nivå 1b)</w:t>
       </w:r>
     </w:p>
     <w:tbl>
@@ -76,7 +76,7 @@
               <w:rPr>
                 <w:b/>
               </w:rPr>
-              <w:t>Nr</w:t>
+              <w:t>Id</w:t>
             </w:r>
           </w:p>
         </w:tc>
@@ -117,7 +117,7 @@
               <w:rPr>
                 <w:b/>
               </w:rPr>
-              <w:t>K1</w:t>
+              <w:t>1a</w:t>
             </w:r>
           </w:p>
         </w:tc>
@@ -130,7 +130,7 @@
               <w:rPr>
                 <w:sz w:val="20"/>
               </w:rPr>
-              <w:t>Förändringsprocesser, händelser och aktörer utifrån olika tolkningar och perspektiv</w:t>
+              <w:t>Kunskaper om förändringsprocesser, händelser och aktörer</w:t>
             </w:r>
           </w:p>
         </w:tc>
@@ -158,7 +158,7 @@
               <w:rPr>
                 <w:b/>
               </w:rPr>
-              <w:t>K2</w:t>
+              <w:t>1b</w:t>
             </w:r>
           </w:p>
         </w:tc>
@@ -171,7 +171,7 @@
               <w:rPr>
                 <w:sz w:val="20"/>
               </w:rPr>
-              <w:t>Samband mellan det förflutna och nutiden</w:t>
+              <w:t>Samband mellan då och nu</w:t>
             </w:r>
           </w:p>
         </w:tc>
@@ -199,7 +199,7 @@
               <w:rPr>
                 <w:b/>
               </w:rPr>
-              <w:t>K3</w:t>
+              <w:t>2</w:t>
             </w:r>
           </w:p>
         </w:tc>
@@ -212,7 +212,7 @@
               <w:rPr>
                 <w:sz w:val="20"/>
               </w:rPr>
-              <w:t>Resonemang utifrån historiska begrepp, förklaringsmodeller och teorier</w:t>
+              <w:t>Resonemang utifrån historiska begrepp</w:t>
             </w:r>
           </w:p>
         </w:tc>
@@ -241,7 +241,7 @@
                 <w:b/>
                 <w:color w:val="555555"/>
               </w:rPr>
-              <w:t>K4</w:t>
+              <w:t>3</w:t>
             </w:r>
           </w:p>
         </w:tc>
@@ -255,7 +255,7 @@
                 <w:color w:val="555555"/>
                 <w:sz w:val="20"/>
               </w:rPr>
-              <w:t>Frågor och historiska källor utifrån historisk metod</w:t>
+              <w:t>Frågor och resonemang om källor</w:t>
             </w:r>
           </w:p>
         </w:tc>
@@ -284,7 +284,7 @@
               <w:rPr>
                 <w:b/>
               </w:rPr>
-              <w:t>K5</w:t>
+              <w:t>4</w:t>
             </w:r>
           </w:p>
         </w:tc>
@@ -297,7 +297,7 @@
               <w:rPr>
                 <w:sz w:val="20"/>
               </w:rPr>
-              <w:t>Historiebruk</w:t>
+              <w:t>Resonemang om historiebruk</w:t>
             </w:r>
           </w:p>
         </w:tc>
@@ -350,7 +350,7 @@
               <w:rPr>
                 <w:b/>
               </w:rPr>
-              <w:t>Nr</w:t>
+              <w:t>Id</w:t>
             </w:r>
           </w:p>
         </w:tc>
@@ -743,7 +743,7 @@
           <w:color w:val="555555"/>
           <w:sz w:val="20"/>
         </w:rPr>
-        <w:t>Betygskriterier: K1 Förändringsprocesser, händelser och aktörer utifrån olika tolkningar och perspektiv</w:t>
+        <w:t>Mål: 1a Kunskaper om förändringsprocesser, händelser och aktörer</w:t>
       </w:r>
     </w:p>
     <w:p>
@@ -1579,7 +1579,7 @@
           <w:color w:val="555555"/>
           <w:sz w:val="20"/>
         </w:rPr>
-        <w:t>Betygskriterier: K1 Förändringsprocesser, händelser och aktörer utifrån olika tolkningar och perspektiv</w:t>
+        <w:t>Mål: 1a Kunskaper om förändringsprocesser, händelser och aktörer</w:t>
       </w:r>
     </w:p>
     <w:p>
@@ -1750,7 +1750,7 @@
           <w:color w:val="555555"/>
           <w:sz w:val="20"/>
         </w:rPr>
-        <w:t>Betygskriterier: K2 Samband mellan det förflutna och nutiden; K5 Historiebruk</w:t>
+        <w:t>Mål: 1b Samband mellan då och nu; 4 Resonemang om historiebruk</w:t>
       </w:r>
     </w:p>
     <w:p>
@@ -1984,7 +1984,7 @@
           <w:color w:val="555555"/>
           <w:sz w:val="20"/>
         </w:rPr>
-        <w:t>Betygskriterier: K1 Förändringsprocesser, händelser och aktörer utifrån olika tolkningar och perspektiv; K2 Samband mellan det förflutna och nutiden; K3 Resonemang utifrån historiska begrepp, förklaringsmodeller och teorier</w:t>
+        <w:t>Mål: 1a Kunskaper om förändringsprocesser, händelser och aktörer; 1b Samband mellan då och nu; 2 Resonemang utifrån historiska begrepp</w:t>
       </w:r>
     </w:p>
     <w:p>
@@ -2215,7 +2215,7 @@
           <w:color w:val="555555"/>
           <w:sz w:val="20"/>
         </w:rPr>
-        <w:t>Betygskriterier: K1 Förändringsprocesser, händelser och aktörer utifrån olika tolkningar och perspektiv; K3 Resonemang utifrån historiska begrepp, förklaringsmodeller och teorier</w:t>
+        <w:t>Mål: 1a Kunskaper om förändringsprocesser, händelser och aktörer; 2 Resonemang utifrån historiska begrepp</w:t>
       </w:r>
     </w:p>
     <w:p>

--- a/prov/det-langa-1800-talet-gy25/det-langa-1800-talet-gy25_facit.docx
+++ b/prov/det-langa-1800-talet-gy25/det-langa-1800-talet-gy25_facit.docx
@@ -26,7 +26,7 @@
           <w:color w:val="555555"/>
           <w:sz w:val="20"/>
         </w:rPr>
-        <w:t>Underlag: Lärobokens kapitel Det långa 1800-talet – mellan tradition och förnyelse, utgåvan för Gy-25 (s. 84–113). Totalt 41 poäng. Bedömningsstöd enligt kursplan Gy-25, Historia nivå 1b.</w:t>
+        <w:t>Underlag: Lärobokens kapitel Det långa 1800-talet – mellan tradition och förnyelse, utgåvan för Gy-25 (s. 84–113). Totalt 45 poäng. Bedömningsstöd enligt kursplan Gy-25, Historia nivå 1b.</w:t>
       </w:r>
     </w:p>
     <w:p>
@@ -40,6 +40,19 @@
           <w:sz w:val="20"/>
         </w:rPr>
         <w:t>Rättningsnyckel flerval (numrering som i Trelson-filen): 1 A   2 B   3 C   4 B   5 A   6 C   7 A   8 C   9 B   10 B   11 C   12 A   13 C   14 B   15 A</w:t>
+      </w:r>
+    </w:p>
+    <w:p>
+      <w:pPr>
+        <w:keepNext w:val="0"/>
+        <w:spacing w:before="0" w:after="120"/>
+      </w:pPr>
+      <w:r>
+        <w:rPr>
+          <w:b w:val="0"/>
+          <w:sz w:val="20"/>
+        </w:rPr>
+        <w:t>Till eleven: Del 1–3 är obligatoriska och kan tillsammans ge betyget E. Del 4–6 är frivilliga. Där kan du visa kunskaper för C och A. Svara på så mycket du kan. Du kan lämna in även om du inte har svarat på allt.</w:t>
       </w:r>
     </w:p>
     <w:p>
@@ -143,7 +156,7 @@
               <w:rPr>
                 <w:sz w:val="20"/>
               </w:rPr>
-              <w:t>1, 2, 4, 5</w:t>
+              <w:t>1, 2, 3, 5, 6</w:t>
             </w:r>
           </w:p>
         </w:tc>
@@ -184,7 +197,7 @@
               <w:rPr>
                 <w:sz w:val="20"/>
               </w:rPr>
-              <w:t>3, 4</w:t>
+              <w:t>3, 4, 5</w:t>
             </w:r>
           </w:p>
         </w:tc>
@@ -225,7 +238,7 @@
               <w:rPr>
                 <w:sz w:val="20"/>
               </w:rPr>
-              <w:t>4, 5</w:t>
+              <w:t>3, 5, 6</w:t>
             </w:r>
           </w:p>
         </w:tc>
@@ -310,7 +323,7 @@
               <w:rPr>
                 <w:sz w:val="20"/>
               </w:rPr>
-              <w:t>3</w:t>
+              <w:t>4</w:t>
             </w:r>
           </w:p>
         </w:tc>
@@ -461,7 +474,7 @@
               <w:rPr>
                 <w:sz w:val="20"/>
               </w:rPr>
-              <w:t>1, 2, 4</w:t>
+              <w:t>1, 2, 3, 5</w:t>
             </w:r>
           </w:p>
         </w:tc>
@@ -502,7 +515,7 @@
               <w:rPr>
                 <w:sz w:val="20"/>
               </w:rPr>
-              <w:t>1, 2, 5</w:t>
+              <w:t>1, 2, 6</w:t>
             </w:r>
           </w:p>
         </w:tc>
@@ -587,7 +600,7 @@
               <w:rPr>
                 <w:sz w:val="20"/>
               </w:rPr>
-              <w:t>3, 4</w:t>
+              <w:t>3, 4, 5</w:t>
             </w:r>
           </w:p>
         </w:tc>
@@ -628,7 +641,7 @@
               <w:rPr>
                 <w:sz w:val="20"/>
               </w:rPr>
-              <w:t>4, 5</w:t>
+              <w:t>3, 5, 6</w:t>
             </w:r>
           </w:p>
         </w:tc>
@@ -713,7 +726,7 @@
               <w:rPr>
                 <w:sz w:val="20"/>
               </w:rPr>
-              <w:t>3</w:t>
+              <w:t>4</w:t>
             </w:r>
           </w:p>
         </w:tc>
@@ -730,6 +743,20 @@
           <w:sz w:val="25"/>
         </w:rPr>
         <w:t>1. Välj rätt alternativ.  (15 p)</w:t>
+      </w:r>
+    </w:p>
+    <w:p>
+      <w:pPr>
+        <w:keepNext w:val="0"/>
+        <w:spacing w:before="0" w:after="40"/>
+      </w:pPr>
+      <w:r>
+        <w:rPr>
+          <w:b w:val="0"/>
+          <w:color w:val="555555"/>
+          <w:sz w:val="20"/>
+        </w:rPr>
+        <w:t>Obligatorisk, kan ge högst E</w:t>
       </w:r>
     </w:p>
     <w:p>
@@ -1579,6 +1606,20 @@
           <w:color w:val="555555"/>
           <w:sz w:val="20"/>
         </w:rPr>
+        <w:t>Obligatorisk, kan ge högst E</w:t>
+      </w:r>
+    </w:p>
+    <w:p>
+      <w:pPr>
+        <w:keepNext w:val="0"/>
+        <w:spacing w:before="0" w:after="40"/>
+      </w:pPr>
+      <w:r>
+        <w:rPr>
+          <w:b w:val="0"/>
+          <w:color w:val="555555"/>
+          <w:sz w:val="20"/>
+        </w:rPr>
         <w:t>Mål: 1a Kunskaper om förändringsprocesser, händelser och aktörer</w:t>
       </w:r>
     </w:p>
@@ -1736,7 +1777,210 @@
           <w:b/>
           <w:sz w:val="25"/>
         </w:rPr>
-        <w:t>3. I Paris finns gator och platser som är uppkallade efter Napoleon och hans segrar, till exempel Rue Austerlitz och Avenue de Wagram. Varför tror du att man har valt att minnas Napoleon på det sättet? Ge också ett exempel på hur historia används på ett liknande sätt i dag.  (4 p)</w:t>
+        <w:t>3. Under 1800-talet växte nya ideologier fram. Välj liberalismen, konservatismen eller socialismen. Förklara varför ideologin växte fram och vad den ville förändra eller bevara. Ge också ett exempel på hur ideologin syns i samhället i dag. Använd begreppen orsak och konsekvens.  (4 p)</w:t>
+      </w:r>
+    </w:p>
+    <w:p>
+      <w:pPr>
+        <w:keepNext w:val="0"/>
+        <w:spacing w:before="0" w:after="40"/>
+      </w:pPr>
+      <w:r>
+        <w:rPr>
+          <w:b w:val="0"/>
+          <w:color w:val="555555"/>
+          <w:sz w:val="20"/>
+        </w:rPr>
+        <w:t>Obligatorisk, kan ge högst E</w:t>
+      </w:r>
+    </w:p>
+    <w:p>
+      <w:pPr>
+        <w:keepNext w:val="0"/>
+        <w:spacing w:before="0" w:after="40"/>
+      </w:pPr>
+      <w:r>
+        <w:rPr>
+          <w:b w:val="0"/>
+          <w:color w:val="555555"/>
+          <w:sz w:val="20"/>
+        </w:rPr>
+        <w:t>Historiska begrepp: orsak, konsekvens</w:t>
+      </w:r>
+    </w:p>
+    <w:p>
+      <w:pPr>
+        <w:keepNext w:val="0"/>
+        <w:spacing w:before="0" w:after="40"/>
+      </w:pPr>
+      <w:r>
+        <w:rPr>
+          <w:b w:val="0"/>
+          <w:color w:val="555555"/>
+          <w:sz w:val="20"/>
+        </w:rPr>
+        <w:t>Mål: 1a Kunskaper om förändringsprocesser, händelser och aktörer; 1b Samband mellan då och nu; 2 Resonemang utifrån historiska begrepp</w:t>
+      </w:r>
+    </w:p>
+    <w:p>
+      <w:pPr>
+        <w:keepNext w:val="0"/>
+        <w:spacing w:before="0" w:after="40"/>
+      </w:pPr>
+      <w:r>
+        <w:rPr>
+          <w:b w:val="0"/>
+          <w:color w:val="555555"/>
+          <w:sz w:val="20"/>
+        </w:rPr>
+        <w:t>Centralt innehåll: CI2 Industrialisering samt framgångar och motgångar för demokratisering; CI5 Samband mellan det förflutna och nutiden med relevans för framtiden; CI6 Historiska begrepp: aktör och struktur, orsak och konsekvens, kontinuitet och förändring</w:t>
+      </w:r>
+    </w:p>
+    <w:p>
+      <w:pPr>
+        <w:keepNext/>
+        <w:spacing w:before="0" w:after="0"/>
+      </w:pPr>
+      <w:r>
+        <w:rPr>
+          <w:b/>
+          <w:sz w:val="22"/>
+        </w:rPr>
+        <w:t>Ett bra svar tar upp:</w:t>
+      </w:r>
+    </w:p>
+    <w:p>
+      <w:pPr>
+        <w:pStyle w:val="ListBullet"/>
+      </w:pPr>
+      <w:r>
+        <w:rPr>
+          <w:sz w:val="21"/>
+        </w:rPr>
+        <w:t>Ideologierna växte fram ur upplysningen och den franska revolutionen. En ideologi uppkommer som svar på ett behov eller problem i sin tid.</w:t>
+      </w:r>
+    </w:p>
+    <w:p>
+      <w:pPr>
+        <w:pStyle w:val="ListBullet"/>
+      </w:pPr>
+      <w:r>
+        <w:rPr>
+          <w:sz w:val="21"/>
+        </w:rPr>
+        <w:t>Liberalismen: medelklassen (handelsmän och industriägare) saknade politiskt inflytande i privilegiesamhället. Den ville ha individens frihet, likhet inför lagen, yttrande-, mötes- och religionsfrihet, ekonomisk frihet och fri konkurrens, äganderätt och en begränsad kungamakt.</w:t>
+      </w:r>
+    </w:p>
+    <w:p>
+      <w:pPr>
+        <w:pStyle w:val="ListBullet"/>
+      </w:pPr>
+      <w:r>
+        <w:rPr>
+          <w:sz w:val="21"/>
+        </w:rPr>
+        <w:t>Konservatismen: en reaktion mot den franska revolutionen och snabba förändringar. Aristokrater, storbönder och ämbetsmän ville bevara traditionerna, religionen och samhällsordningen. Förändringar skulle ske långsamt, och staten skulle vara stark och skydda nationen.</w:t>
+      </w:r>
+    </w:p>
+    <w:p>
+      <w:pPr>
+        <w:pStyle w:val="ListBullet"/>
+      </w:pPr>
+      <w:r>
+        <w:rPr>
+          <w:sz w:val="21"/>
+        </w:rPr>
+        <w:t>Socialismen: arbetarklassens dåliga villkor under industrialiseringen (långa arbetsdagar, låga löner, risk att förlora arbetet). Den ville avskaffa den privata äganderätten så att allt ägs gemensamt. Marx och Engels: klasskamp mellan arbetare och kapitalister.</w:t>
+      </w:r>
+    </w:p>
+    <w:p>
+      <w:pPr>
+        <w:pStyle w:val="ListBullet"/>
+      </w:pPr>
+      <w:r>
+        <w:rPr>
+          <w:sz w:val="21"/>
+        </w:rPr>
+        <w:t>Konsekvens och samband med i dag: ideologierna blev grunden för de politiska partier som bildades i slutet av 1800-talet, och socialismen delades i kommunistiska och socialdemokratiska partier. Exempel i dag: partier som bygger på ideologierna, yttrandefrihet och religionsfrihet, fri marknad, fackföreningar eller debatten om hur snabbt samhället ska förändras.</w:t>
+      </w:r>
+    </w:p>
+    <w:p>
+      <w:pPr>
+        <w:keepNext/>
+        <w:spacing w:before="120" w:after="40"/>
+      </w:pPr>
+      <w:r>
+        <w:rPr>
+          <w:b/>
+          <w:sz w:val="22"/>
+        </w:rPr>
+        <w:t>Bedömningsstöd</w:t>
+      </w:r>
+    </w:p>
+    <w:tbl>
+      <w:tblPr>
+        <w:tblStyle w:val="TableGrid"/>
+        <w:tblW w:type="auto" w:w="0"/>
+        <w:tblLook w:firstColumn="1" w:firstRow="1" w:lastColumn="0" w:lastRow="0" w:noHBand="0" w:noVBand="1" w:val="04A0"/>
+      </w:tblPr>
+      <w:tblGrid>
+        <w:gridCol w:w="4706"/>
+        <w:gridCol w:w="4706"/>
+      </w:tblGrid>
+      <w:tr>
+        <w:tc>
+          <w:tcPr>
+            <w:tcW w:type="dxa" w:w="680"/>
+          </w:tcPr>
+          <w:p>
+            <w:r>
+              <w:rPr>
+                <w:b/>
+              </w:rPr>
+              <w:t>E</w:t>
+            </w:r>
+          </w:p>
+        </w:tc>
+        <w:tc>
+          <w:tcPr>
+            <w:tcW w:type="dxa" w:w="8731"/>
+          </w:tcPr>
+          <w:p>
+            <w:r>
+              <w:rPr>
+                <w:sz w:val="21"/>
+              </w:rPr>
+              <w:t>Visar godtagbara kunskaper om varför den valda ideologin växte fram, t.ex. medelklassens brist på inflytande, reaktionen mot revolutionen eller arbetarnas villkor, och om vad den ville förändra eller bevara. För enkla resonemang med orsak och konsekvens, och ger exempel på och förklarar översiktligt ett samband med i dag, t.ex. att ideologin blev grund för politiska partier.</w:t>
+            </w:r>
+          </w:p>
+        </w:tc>
+      </w:tr>
+    </w:tbl>
+    <w:p>
+      <w:pPr>
+        <w:keepNext/>
+        <w:spacing w:before="280" w:after="120"/>
+      </w:pPr>
+      <w:r>
+        <w:rPr>
+          <w:b/>
+          <w:sz w:val="25"/>
+        </w:rPr>
+        <w:t>4. I Paris finns gator och platser som är uppkallade efter Napoleon och hans segrar, till exempel Rue Austerlitz och Avenue de Wagram. Varför tror du att man har valt att minnas Napoleon på det sättet? Ge också ett exempel på hur historia används på ett liknande sätt i dag.  (4 p)</w:t>
+      </w:r>
+    </w:p>
+    <w:p>
+      <w:pPr>
+        <w:keepNext w:val="0"/>
+        <w:spacing w:before="0" w:after="40"/>
+      </w:pPr>
+      <w:r>
+        <w:rPr>
+          <w:b w:val="0"/>
+          <w:color w:val="555555"/>
+          <w:sz w:val="20"/>
+        </w:rPr>
+        <w:t>Frivillig, kan ge högst A</w:t>
       </w:r>
     </w:p>
     <w:p>
@@ -1956,7 +2200,21 @@
           <w:b/>
           <w:sz w:val="25"/>
         </w:rPr>
-        <w:t>4. Den franska revolutionen brukar ses som början på det långa 1800-talet. Vilka var orsakerna till revolutionen, och vilka konsekvenser fick den för Frankrike och Europa på kort och på lång sikt? Använd begreppen orsak och konsekvens samt kontinuitet och förändring i ditt svar.  (6 p)</w:t>
+        <w:t>5. Den franska revolutionen brukar ses som början på det långa 1800-talet. Vilka var orsakerna till revolutionen, och vilka konsekvenser fick den för Frankrike och Europa på kort och på lång sikt? Använd begreppen orsak och konsekvens samt kontinuitet och förändring i ditt svar.  (6 p)</w:t>
+      </w:r>
+    </w:p>
+    <w:p>
+      <w:pPr>
+        <w:keepNext w:val="0"/>
+        <w:spacing w:before="0" w:after="40"/>
+      </w:pPr>
+      <w:r>
+        <w:rPr>
+          <w:b w:val="0"/>
+          <w:color w:val="555555"/>
+          <w:sz w:val="20"/>
+        </w:rPr>
+        <w:t>Frivillig, kan ge högst A</w:t>
       </w:r>
     </w:p>
     <w:p>
@@ -2187,7 +2445,21 @@
           <w:b/>
           <w:sz w:val="25"/>
         </w:rPr>
-        <w:t>5. Historiker förklarar Tysklands enande på olika sätt. Vissa menar att enandet inte hade skett utan Otto von Bismarck (aktörsperspektiv). Andra menar att det berodde på omständigheterna i tiden, till exempel Preussens styrka och nationalismen (strukturperspektiv). Redogör för hur Tyskland enades. Jämför sedan de två förklaringarna och motivera vilken du tycker är mest övertygande. Avsluta med att resonera om vilka konsekvenser enandet fick för Europa. Använd begreppen orsak, konsekvens, aktör och struktur i ditt svar.  (6 p)</w:t>
+        <w:t>6. Historiker förklarar Tysklands enande på olika sätt. Vissa menar att enandet inte hade skett utan Otto von Bismarck (aktörsperspektiv). Andra menar att det berodde på omständigheterna i tiden, till exempel Preussens styrka och nationalismen (strukturperspektiv). Redogör för hur Tyskland enades. Jämför sedan de två förklaringarna och motivera vilken du tycker är mest övertygande. Avsluta med att resonera om vilka konsekvenser enandet fick för Europa. Använd begreppen orsak, konsekvens, aktör och struktur i ditt svar.  (6 p)</w:t>
+      </w:r>
+    </w:p>
+    <w:p>
+      <w:pPr>
+        <w:keepNext w:val="0"/>
+        <w:spacing w:before="0" w:after="40"/>
+      </w:pPr>
+      <w:r>
+        <w:rPr>
+          <w:b w:val="0"/>
+          <w:color w:val="555555"/>
+          <w:sz w:val="20"/>
+        </w:rPr>
+        <w:t>Frivillig, kan ge högst A</w:t>
       </w:r>
     </w:p>
     <w:p>

--- a/prov/det-langa-1800-talet-gy25/det-langa-1800-talet-gy25_facit.docx
+++ b/prov/det-langa-1800-talet-gy25/det-langa-1800-talet-gy25_facit.docx
@@ -1647,7 +1647,7 @@
           <w:b/>
           <w:sz w:val="22"/>
         </w:rPr>
-        <w:t>L’ancien régime  (2 p)</w:t>
+        <w:t>Livegen  (2 p)</w:t>
       </w:r>
     </w:p>
     <w:p>
@@ -1660,7 +1660,59 @@
           <w:b w:val="0"/>
           <w:sz w:val="21"/>
         </w:rPr>
-        <w:t>”Det gamla samhället” – Frankrike före revolutionen: enväldig kung och ett privilegiesamhälle där adel och präster hade förmåner, t.ex. slapp betala skatt.</w:t>
+        <w:t>En bonde som inte var fri utan var jordägarens egendom, till exempel i Ryssland. Till skillnad från de flesta bönder i Sverige ägde de livegna inte sin jord.</w:t>
+      </w:r>
+    </w:p>
+    <w:p>
+      <w:pPr>
+        <w:keepNext/>
+        <w:spacing w:before="120" w:after="0"/>
+      </w:pPr>
+      <w:r>
+        <w:rPr>
+          <w:b/>
+          <w:sz w:val="22"/>
+        </w:rPr>
+        <w:t>Upplyst despot  (2 p)</w:t>
+      </w:r>
+    </w:p>
+    <w:p>
+      <w:pPr>
+        <w:keepNext w:val="0"/>
+        <w:spacing w:before="0" w:after="0"/>
+      </w:pPr>
+      <w:r>
+        <w:rPr>
+          <w:b w:val="0"/>
+          <w:sz w:val="21"/>
+        </w:rPr>
+        <w:t>En kung eller kejsare som styrde enväldigt men var påverkad av upplysningens idéer och därför genomförde reformer, till exempel förbjöd tortyr eller tillät religionsfrihet. Exempel: Fredrik den store i Preussen och Katarina den stora i Ryssland.</w:t>
+      </w:r>
+    </w:p>
+    <w:p>
+      <w:pPr>
+        <w:keepNext/>
+        <w:spacing w:before="120" w:after="0"/>
+      </w:pPr>
+      <w:r>
+        <w:rPr>
+          <w:b/>
+          <w:sz w:val="22"/>
+        </w:rPr>
+        <w:t>Nationalism  (2 p)</w:t>
+      </w:r>
+    </w:p>
+    <w:p>
+      <w:pPr>
+        <w:keepNext w:val="0"/>
+        <w:spacing w:before="0" w:after="0"/>
+      </w:pPr>
+      <w:r>
+        <w:rPr>
+          <w:b w:val="0"/>
+          <w:sz w:val="21"/>
+        </w:rPr>
+        <w:t>Idén att ett folk med gemensamt språk, historia och kultur ska bilda en egen stat. Växte fram under Napoleonkrigen och kunde verka både splittrande och enande.</w:t>
       </w:r>
     </w:p>
     <w:p>
@@ -1699,7 +1751,7 @@
           <w:b/>
           <w:sz w:val="22"/>
         </w:rPr>
-        <w:t>Konservatism  (2 p)</w:t>
+        <w:t>Reaktionär  (2 p)</w:t>
       </w:r>
     </w:p>
     <w:p>
@@ -1712,59 +1764,7 @@
           <w:b w:val="0"/>
           <w:sz w:val="21"/>
         </w:rPr>
-        <w:t>Ideologi som ville bevara traditioner och den gamla samhällsordningen. Förändringar skulle ske långsamt och bygga på det som redan fanns.</w:t>
-      </w:r>
-    </w:p>
-    <w:p>
-      <w:pPr>
-        <w:keepNext/>
-        <w:spacing w:before="120" w:after="0"/>
-      </w:pPr>
-      <w:r>
-        <w:rPr>
-          <w:b/>
-          <w:sz w:val="22"/>
-        </w:rPr>
-        <w:t>Nationalism  (2 p)</w:t>
-      </w:r>
-    </w:p>
-    <w:p>
-      <w:pPr>
-        <w:keepNext w:val="0"/>
-        <w:spacing w:before="0" w:after="0"/>
-      </w:pPr>
-      <w:r>
-        <w:rPr>
-          <w:b w:val="0"/>
-          <w:sz w:val="21"/>
-        </w:rPr>
-        <w:t>Idén att ett folk med gemensamt språk, historia och kultur ska bilda en egen stat. Växte fram under Napoleonkrigen och kunde verka både splittrande och enande.</w:t>
-      </w:r>
-    </w:p>
-    <w:p>
-      <w:pPr>
-        <w:keepNext/>
-        <w:spacing w:before="120" w:after="0"/>
-      </w:pPr>
-      <w:r>
-        <w:rPr>
-          <w:b/>
-          <w:sz w:val="22"/>
-        </w:rPr>
-        <w:t>Klasskamp  (2 p)</w:t>
-      </w:r>
-    </w:p>
-    <w:p>
-      <w:pPr>
-        <w:keepNext w:val="0"/>
-        <w:spacing w:before="0" w:after="0"/>
-      </w:pPr>
-      <w:r>
-        <w:rPr>
-          <w:b w:val="0"/>
-          <w:sz w:val="21"/>
-        </w:rPr>
-        <w:t>Marx idé att historien drivs av kampen mellan de som arbetar och de som äger och tjänar på andras arbete, t.ex. arbetare mot kapitalister.</w:t>
+        <w:t>Bakåtsträvande. Efter Napoleonkrigen kallades de krafter som ville återskapa samhället som det var före franska revolutionen för reaktionära.</w:t>
       </w:r>
     </w:p>
     <w:p>
@@ -2313,7 +2313,7 @@
         <w:rPr>
           <w:sz w:val="21"/>
         </w:rPr>
-        <w:t>Lång sikt: kungamakten försvagas, revolutionen blir förebild för senare revolutioner (1830, 1848), liberalism, konservatism och socialism får sina rötter här, nationalismen växer, förutsättning för det demokratiska genombrottet.</w:t>
+        <w:t>Lång sikt: kungamakten försvagas, revolutionen blir förebild för senare revolutioner (1830, 1848), ideologierna får sina rötter här (räcker att nämna – ideologierna förklaras i del 3), nationalismen växer, förutsättning för det demokratiska genombrottet.</w:t>
       </w:r>
     </w:p>
     <w:p>
@@ -2401,7 +2401,7 @@
               <w:rPr>
                 <w:sz w:val="21"/>
               </w:rPr>
-              <w:t>Visar goda kunskaper om flera orsaker (ekonomiska, sociala och idémässiga) och om konsekvenser på både kort och lång sikt. För utvecklade resonemang om vad som förändrades och vad som bestod, och förklarar utförligt samband med nutiden, t.ex. ideologierna eller mänskliga rättigheter.</w:t>
+              <w:t>Visar goda kunskaper om flera orsaker (ekonomiska, sociala och idémässiga) och om konsekvenser på både kort och lång sikt. För utvecklade resonemang om vad som förändrades och vad som bestod, och förklarar utförligt samband med nutiden, t.ex. mänskliga rättigheter och likhet inför lagen.</w:t>
             </w:r>
           </w:p>
         </w:tc>
